--- a/presentation and report/Zafar.docx
+++ b/presentation and report/Zafar.docx
@@ -171,7 +171,7 @@
     </w:p>
     <w:tbl>
       <w:tblPr>
-        <w:tblStyle w:val="9"/>
+        <w:tblStyle w:val="5"/>
         <w:tblW w:w="8577" w:type="dxa"/>
         <w:jc w:val="center"/>
         <w:tblBorders>
@@ -1048,10 +1048,34 @@
     <w:p>
       <w:pPr>
         <w:rPr>
-          <w:sz w:val="44"/>
-          <w:szCs w:val="44"/>
-        </w:rPr>
-      </w:pPr>
+          <w:rFonts w:hint="default"/>
+          <w:color w:val="0000FF"/>
+          <w:sz w:val="24"/>
+          <w:szCs w:val="24"/>
+          <w:lang w:val="en-US"/>
+        </w:rPr>
+      </w:pPr>
+      <w:r>
+        <w:rPr>
+          <w:rFonts w:hint="default"/>
+          <w:b/>
+          <w:bCs/>
+          <w:sz w:val="24"/>
+          <w:szCs w:val="24"/>
+          <w:lang w:val="en-US"/>
+        </w:rPr>
+        <w:t>Githublink:</w:t>
+      </w:r>
+      <w:r>
+        <w:rPr>
+          <w:rFonts w:hint="default"/>
+          <w:color w:val="0000FF"/>
+          <w:sz w:val="24"/>
+          <w:szCs w:val="24"/>
+          <w:lang w:val="en-US"/>
+        </w:rPr>
+        <w:t>https://github.com/Zee845/Sentimental_Analysis</w:t>
+      </w:r>
     </w:p>
     <w:p>
       <w:pPr>
@@ -1086,7 +1110,15 @@
           <w:sz w:val="36"/>
           <w:szCs w:val="44"/>
         </w:rPr>
-        <w:t xml:space="preserve">: </w:t>
+        <w:t>:</w:t>
+      </w:r>
+      <w:r>
+        <w:rPr>
+          <w:sz w:val="36"/>
+          <w:szCs w:val="44"/>
+          <w:highlight w:val="none"/>
+        </w:rPr>
+        <w:t xml:space="preserve"> </w:t>
       </w:r>
       <w:r>
         <w:rPr>
@@ -1094,7 +1126,7 @@
           <w:color w:val="0000FF"/>
           <w:sz w:val="36"/>
           <w:szCs w:val="44"/>
-          <w:highlight w:val="yellow"/>
+          <w:highlight w:val="none"/>
           <w:lang w:val="en-US" w:eastAsia="zh-CN"/>
         </w:rPr>
         <w:t>11</w:t>
@@ -1105,7 +1137,7 @@
           <w:color w:val="0000FF"/>
           <w:sz w:val="36"/>
           <w:szCs w:val="44"/>
-          <w:highlight w:val="yellow"/>
+          <w:highlight w:val="none"/>
         </w:rPr>
         <w:t xml:space="preserve">th </w:t>
       </w:r>
@@ -1115,7 +1147,7 @@
           <w:color w:val="0000FF"/>
           <w:sz w:val="36"/>
           <w:szCs w:val="44"/>
-          <w:highlight w:val="yellow"/>
+          <w:highlight w:val="none"/>
           <w:lang w:val="en-US" w:eastAsia="zh-CN"/>
         </w:rPr>
         <w:t>December</w:t>
@@ -1125,14 +1157,23 @@
           <w:rFonts w:hint="eastAsia"/>
           <w:sz w:val="36"/>
           <w:szCs w:val="44"/>
-        </w:rPr>
-        <w:t xml:space="preserve"> 2025</w:t>
+          <w:highlight w:val="none"/>
+        </w:rPr>
+        <w:t xml:space="preserve"> </w:t>
+      </w:r>
+      <w:r>
+        <w:rPr>
+          <w:rFonts w:hint="eastAsia"/>
+          <w:sz w:val="36"/>
+          <w:szCs w:val="44"/>
+        </w:rPr>
+        <w:t>2025</w:t>
       </w:r>
     </w:p>
     <w:sdt>
       <w:sdtPr>
         <w:rPr>
-          <w:rFonts w:ascii="宋体" w:hAnsi="宋体" w:eastAsia="宋体" w:cstheme="minorBidi"/>
+          <w:rFonts w:ascii="SimSun" w:hAnsi="SimSun" w:eastAsia="SimSun" w:cstheme="minorBidi"/>
           <w:kern w:val="2"/>
           <w:sz w:val="21"/>
           <w:szCs w:val="24"/>
@@ -1161,7 +1202,7 @@
             <w:ind w:left="0" w:leftChars="0" w:right="0" w:rightChars="0" w:firstLine="0" w:firstLineChars="0"/>
             <w:jc w:val="center"/>
             <w:rPr>
-              <w:rFonts w:hint="default" w:ascii="Times New Roman" w:hAnsi="Times New Roman" w:eastAsia="宋体" w:cs="Times New Roman"/>
+              <w:rFonts w:hint="default" w:ascii="Times New Roman" w:hAnsi="Times New Roman" w:eastAsia="SimSun" w:cs="Times New Roman"/>
               <w:b/>
               <w:bCs/>
               <w:lang w:eastAsia="zh-CN"/>
@@ -1169,7 +1210,7 @@
           </w:pPr>
           <w:r>
             <w:rPr>
-              <w:rFonts w:hint="default" w:ascii="Times New Roman" w:hAnsi="Times New Roman" w:eastAsia="宋体" w:cs="Times New Roman"/>
+              <w:rFonts w:hint="default" w:ascii="Times New Roman" w:hAnsi="Times New Roman" w:eastAsia="SimSun" w:cs="Times New Roman"/>
               <w:b/>
               <w:bCs/>
               <w:sz w:val="21"/>
@@ -1180,7 +1221,7 @@
         </w:p>
         <w:p>
           <w:pPr>
-            <w:pStyle w:val="7"/>
+            <w:pStyle w:val="10"/>
             <w:keepNext w:val="0"/>
             <w:keepLines w:val="0"/>
             <w:pageBreakBefore w:val="0"/>
@@ -1300,7 +1341,7 @@
         </w:p>
         <w:p>
           <w:pPr>
-            <w:pStyle w:val="7"/>
+            <w:pStyle w:val="10"/>
             <w:keepNext w:val="0"/>
             <w:keepLines w:val="0"/>
             <w:pageBreakBefore w:val="0"/>
@@ -1396,7 +1437,7 @@
         </w:p>
         <w:p>
           <w:pPr>
-            <w:pStyle w:val="8"/>
+            <w:pStyle w:val="11"/>
             <w:keepNext w:val="0"/>
             <w:keepLines w:val="0"/>
             <w:pageBreakBefore w:val="0"/>
@@ -1492,7 +1533,7 @@
         </w:p>
         <w:p>
           <w:pPr>
-            <w:pStyle w:val="8"/>
+            <w:pStyle w:val="11"/>
             <w:keepNext w:val="0"/>
             <w:keepLines w:val="0"/>
             <w:pageBreakBefore w:val="0"/>
@@ -1588,7 +1629,7 @@
         </w:p>
         <w:p>
           <w:pPr>
-            <w:pStyle w:val="7"/>
+            <w:pStyle w:val="10"/>
             <w:keepNext w:val="0"/>
             <w:keepLines w:val="0"/>
             <w:pageBreakBefore w:val="0"/>
@@ -1691,7 +1732,7 @@
         </w:p>
         <w:p>
           <w:pPr>
-            <w:pStyle w:val="8"/>
+            <w:pStyle w:val="11"/>
             <w:keepNext w:val="0"/>
             <w:keepLines w:val="0"/>
             <w:pageBreakBefore w:val="0"/>
@@ -1787,7 +1828,7 @@
         </w:p>
         <w:p>
           <w:pPr>
-            <w:pStyle w:val="8"/>
+            <w:pStyle w:val="11"/>
             <w:keepNext w:val="0"/>
             <w:keepLines w:val="0"/>
             <w:pageBreakBefore w:val="0"/>
@@ -1883,7 +1924,7 @@
         </w:p>
         <w:p>
           <w:pPr>
-            <w:pStyle w:val="8"/>
+            <w:pStyle w:val="11"/>
             <w:keepNext w:val="0"/>
             <w:keepLines w:val="0"/>
             <w:pageBreakBefore w:val="0"/>
@@ -1979,7 +2020,7 @@
         </w:p>
         <w:p>
           <w:pPr>
-            <w:pStyle w:val="8"/>
+            <w:pStyle w:val="11"/>
             <w:keepNext w:val="0"/>
             <w:keepLines w:val="0"/>
             <w:pageBreakBefore w:val="0"/>
@@ -2075,7 +2116,7 @@
         </w:p>
         <w:p>
           <w:pPr>
-            <w:pStyle w:val="7"/>
+            <w:pStyle w:val="10"/>
             <w:keepNext w:val="0"/>
             <w:keepLines w:val="0"/>
             <w:pageBreakBefore w:val="0"/>
@@ -2171,7 +2212,7 @@
         </w:p>
         <w:p>
           <w:pPr>
-            <w:pStyle w:val="8"/>
+            <w:pStyle w:val="11"/>
             <w:keepNext w:val="0"/>
             <w:keepLines w:val="0"/>
             <w:pageBreakBefore w:val="0"/>
@@ -2267,7 +2308,7 @@
         </w:p>
         <w:p>
           <w:pPr>
-            <w:pStyle w:val="8"/>
+            <w:pStyle w:val="11"/>
             <w:keepNext w:val="0"/>
             <w:keepLines w:val="0"/>
             <w:pageBreakBefore w:val="0"/>
@@ -2363,7 +2404,7 @@
         </w:p>
         <w:p>
           <w:pPr>
-            <w:pStyle w:val="4"/>
+            <w:pStyle w:val="12"/>
             <w:keepNext w:val="0"/>
             <w:keepLines w:val="0"/>
             <w:pageBreakBefore w:val="0"/>
@@ -2460,7 +2501,7 @@
         </w:p>
         <w:p>
           <w:pPr>
-            <w:pStyle w:val="4"/>
+            <w:pStyle w:val="12"/>
             <w:keepNext w:val="0"/>
             <w:keepLines w:val="0"/>
             <w:pageBreakBefore w:val="0"/>
@@ -2557,7 +2598,7 @@
         </w:p>
         <w:p>
           <w:pPr>
-            <w:pStyle w:val="4"/>
+            <w:pStyle w:val="12"/>
             <w:keepNext w:val="0"/>
             <w:keepLines w:val="0"/>
             <w:pageBreakBefore w:val="0"/>
@@ -2654,7 +2695,7 @@
         </w:p>
         <w:p>
           <w:pPr>
-            <w:pStyle w:val="8"/>
+            <w:pStyle w:val="11"/>
             <w:keepNext w:val="0"/>
             <w:keepLines w:val="0"/>
             <w:pageBreakBefore w:val="0"/>
@@ -2750,7 +2791,7 @@
         </w:p>
         <w:p>
           <w:pPr>
-            <w:pStyle w:val="7"/>
+            <w:pStyle w:val="10"/>
             <w:keepNext w:val="0"/>
             <w:keepLines w:val="0"/>
             <w:pageBreakBefore w:val="0"/>
@@ -2846,7 +2887,7 @@
         </w:p>
         <w:p>
           <w:pPr>
-            <w:pStyle w:val="8"/>
+            <w:pStyle w:val="11"/>
             <w:keepNext w:val="0"/>
             <w:keepLines w:val="0"/>
             <w:pageBreakBefore w:val="0"/>
@@ -2942,7 +2983,7 @@
         </w:p>
         <w:p>
           <w:pPr>
-            <w:pStyle w:val="8"/>
+            <w:pStyle w:val="11"/>
             <w:keepNext w:val="0"/>
             <w:keepLines w:val="0"/>
             <w:pageBreakBefore w:val="0"/>
@@ -3038,7 +3079,7 @@
         </w:p>
         <w:p>
           <w:pPr>
-            <w:pStyle w:val="7"/>
+            <w:pStyle w:val="10"/>
             <w:keepNext w:val="0"/>
             <w:keepLines w:val="0"/>
             <w:pageBreakBefore w:val="0"/>
@@ -3134,7 +3175,7 @@
         </w:p>
         <w:p>
           <w:pPr>
-            <w:pStyle w:val="8"/>
+            <w:pStyle w:val="11"/>
             <w:keepNext w:val="0"/>
             <w:keepLines w:val="0"/>
             <w:pageBreakBefore w:val="0"/>
@@ -3230,7 +3271,7 @@
         </w:p>
         <w:p>
           <w:pPr>
-            <w:pStyle w:val="8"/>
+            <w:pStyle w:val="11"/>
             <w:keepNext w:val="0"/>
             <w:keepLines w:val="0"/>
             <w:pageBreakBefore w:val="0"/>
@@ -3326,7 +3367,7 @@
         </w:p>
         <w:p>
           <w:pPr>
-            <w:pStyle w:val="7"/>
+            <w:pStyle w:val="10"/>
             <w:keepNext w:val="0"/>
             <w:keepLines w:val="0"/>
             <w:pageBreakBefore w:val="0"/>
@@ -3422,7 +3463,7 @@
         </w:p>
         <w:p>
           <w:pPr>
-            <w:pStyle w:val="8"/>
+            <w:pStyle w:val="11"/>
             <w:keepNext w:val="0"/>
             <w:keepLines w:val="0"/>
             <w:pageBreakBefore w:val="0"/>
@@ -3518,7 +3559,7 @@
         </w:p>
         <w:p>
           <w:pPr>
-            <w:pStyle w:val="8"/>
+            <w:pStyle w:val="11"/>
             <w:keepNext w:val="0"/>
             <w:keepLines w:val="0"/>
             <w:pageBreakBefore w:val="0"/>
@@ -3614,7 +3655,7 @@
         </w:p>
         <w:p>
           <w:pPr>
-            <w:pStyle w:val="8"/>
+            <w:pStyle w:val="11"/>
             <w:keepNext w:val="0"/>
             <w:keepLines w:val="0"/>
             <w:pageBreakBefore w:val="0"/>
@@ -3710,7 +3751,7 @@
         </w:p>
         <w:p>
           <w:pPr>
-            <w:pStyle w:val="7"/>
+            <w:pStyle w:val="10"/>
             <w:keepNext w:val="0"/>
             <w:keepLines w:val="0"/>
             <w:pageBreakBefore w:val="0"/>
@@ -3806,7 +3847,7 @@
         </w:p>
         <w:p>
           <w:pPr>
-            <w:pStyle w:val="8"/>
+            <w:pStyle w:val="11"/>
             <w:keepNext w:val="0"/>
             <w:keepLines w:val="0"/>
             <w:pageBreakBefore w:val="0"/>
@@ -3902,7 +3943,7 @@
         </w:p>
         <w:p>
           <w:pPr>
-            <w:pStyle w:val="8"/>
+            <w:pStyle w:val="11"/>
             <w:keepNext w:val="0"/>
             <w:keepLines w:val="0"/>
             <w:pageBreakBefore w:val="0"/>
@@ -3998,7 +4039,7 @@
         </w:p>
         <w:p>
           <w:pPr>
-            <w:pStyle w:val="7"/>
+            <w:pStyle w:val="10"/>
             <w:keepNext w:val="0"/>
             <w:keepLines w:val="0"/>
             <w:pageBreakBefore w:val="0"/>
@@ -4137,8 +4178,6 @@
           <w:rFonts w:hint="default"/>
         </w:rPr>
       </w:pPr>
-      <w:bookmarkStart w:id="30" w:name="_GoBack"/>
-      <w:bookmarkEnd w:id="30"/>
     </w:p>
     <w:p>
       <w:pPr>
@@ -4786,7 +4825,7 @@
     </w:p>
     <w:tbl>
       <w:tblPr>
-        <w:tblStyle w:val="10"/>
+        <w:tblStyle w:val="9"/>
         <w:tblW w:w="0" w:type="auto"/>
         <w:tblInd w:w="0" w:type="dxa"/>
         <w:tblBorders>
@@ -4821,6 +4860,12 @@
             <w:insideH w:val="single" w:color="auto" w:sz="4" w:space="0"/>
             <w:insideV w:val="single" w:color="auto" w:sz="4" w:space="0"/>
           </w:tblBorders>
+          <w:tblCellMar>
+            <w:top w:w="0" w:type="dxa"/>
+            <w:left w:w="108" w:type="dxa"/>
+            <w:bottom w:w="0" w:type="dxa"/>
+            <w:right w:w="108" w:type="dxa"/>
+          </w:tblCellMar>
         </w:tblPrEx>
         <w:tc>
           <w:tcPr>
@@ -6596,6 +6641,8 @@
       <w:r>
         <w:rPr>
           <w:rFonts w:hint="default" w:ascii="Times New Roman" w:hAnsi="Times New Roman" w:eastAsia="黑体" w:cs="Times New Roman"/>
+          <w:b/>
+          <w:bCs/>
           <w:sz w:val="24"/>
           <w:szCs w:val="24"/>
         </w:rPr>
@@ -6763,6 +6810,8 @@
       <w:r>
         <w:rPr>
           <w:rFonts w:hint="default" w:ascii="Times New Roman" w:hAnsi="Times New Roman" w:eastAsia="黑体" w:cs="Times New Roman"/>
+          <w:b/>
+          <w:bCs/>
           <w:sz w:val="24"/>
           <w:szCs w:val="24"/>
         </w:rPr>
@@ -6990,6 +7039,8 @@
         <w:outlineLvl w:val="2"/>
         <w:rPr>
           <w:rFonts w:hint="default" w:ascii="Times New Roman" w:hAnsi="Times New Roman" w:eastAsia="黑体" w:cs="Times New Roman"/>
+          <w:b/>
+          <w:bCs/>
           <w:sz w:val="24"/>
           <w:szCs w:val="24"/>
         </w:rPr>
@@ -6998,6 +7049,8 @@
       <w:r>
         <w:rPr>
           <w:rFonts w:hint="default" w:ascii="Times New Roman" w:hAnsi="Times New Roman" w:eastAsia="黑体" w:cs="Times New Roman"/>
+          <w:b/>
+          <w:bCs/>
           <w:sz w:val="24"/>
           <w:szCs w:val="24"/>
         </w:rPr>
@@ -7153,6 +7206,7 @@
         <w:adjustRightInd/>
         <w:snapToGrid/>
         <w:spacing w:line="400" w:lineRule="exact"/>
+        <w:ind w:left="210" w:leftChars="100"/>
         <w:textAlignment w:val="auto"/>
         <w:rPr>
           <w:rFonts w:hint="default" w:ascii="Times New Roman" w:hAnsi="Times New Roman" w:eastAsia="黑体" w:cs="Times New Roman"/>
@@ -7177,6 +7231,153 @@
         <w:adjustRightInd/>
         <w:snapToGrid/>
         <w:spacing w:line="400" w:lineRule="exact"/>
+        <w:ind w:left="210" w:leftChars="100"/>
+        <w:textAlignment w:val="auto"/>
+        <w:rPr>
+          <w:rFonts w:hint="default" w:ascii="Times New Roman" w:hAnsi="Times New Roman" w:eastAsia="黑体" w:cs="Times New Roman"/>
+          <w:sz w:val="24"/>
+          <w:szCs w:val="24"/>
+        </w:rPr>
+      </w:pPr>
+    </w:p>
+    <w:p>
+      <w:pPr>
+        <w:keepNext w:val="0"/>
+        <w:keepLines w:val="0"/>
+        <w:pageBreakBefore w:val="0"/>
+        <w:widowControl w:val="0"/>
+        <w:kinsoku/>
+        <w:wordWrap/>
+        <w:overflowPunct/>
+        <w:topLinePunct w:val="0"/>
+        <w:autoSpaceDE/>
+        <w:autoSpaceDN/>
+        <w:bidi w:val="0"/>
+        <w:adjustRightInd/>
+        <w:snapToGrid/>
+        <w:spacing w:line="400" w:lineRule="exact"/>
+        <w:ind w:left="210" w:leftChars="100"/>
+        <w:textAlignment w:val="auto"/>
+        <w:rPr>
+          <w:rFonts w:hint="default" w:ascii="Times New Roman" w:hAnsi="Times New Roman" w:eastAsia="黑体" w:cs="Times New Roman"/>
+          <w:sz w:val="24"/>
+          <w:szCs w:val="24"/>
+        </w:rPr>
+      </w:pPr>
+    </w:p>
+    <w:p>
+      <w:pPr>
+        <w:keepNext w:val="0"/>
+        <w:keepLines w:val="0"/>
+        <w:pageBreakBefore w:val="0"/>
+        <w:widowControl w:val="0"/>
+        <w:kinsoku/>
+        <w:wordWrap/>
+        <w:overflowPunct/>
+        <w:topLinePunct w:val="0"/>
+        <w:autoSpaceDE/>
+        <w:autoSpaceDN/>
+        <w:bidi w:val="0"/>
+        <w:adjustRightInd/>
+        <w:snapToGrid/>
+        <w:spacing w:line="240" w:lineRule="auto"/>
+        <w:ind w:left="210" w:leftChars="100"/>
+        <w:textAlignment w:val="auto"/>
+        <w:rPr>
+          <w:rFonts w:hint="default" w:ascii="Times New Roman" w:hAnsi="Times New Roman" w:eastAsia="黑体" w:cs="Times New Roman"/>
+          <w:sz w:val="24"/>
+          <w:szCs w:val="24"/>
+          <w:lang w:val="en-US"/>
+        </w:rPr>
+      </w:pPr>
+      <w:r>
+        <w:rPr>
+          <w:rFonts w:hint="default" w:ascii="Times New Roman" w:hAnsi="Times New Roman" w:eastAsia="黑体" w:cs="Times New Roman"/>
+          <w:sz w:val="24"/>
+          <w:szCs w:val="24"/>
+          <w:lang w:val="en-US"/>
+        </w:rPr>
+        <w:drawing>
+          <wp:inline distT="0" distB="0" distL="114300" distR="114300">
+            <wp:extent cx="5269230" cy="2962910"/>
+            <wp:effectExtent l="0" t="0" r="7620" b="8890"/>
+            <wp:docPr id="4" name="Picture 4" descr="Screenshot (9)"/>
+            <wp:cNvGraphicFramePr>
+              <a:graphicFrameLocks xmlns:a="http://schemas.openxmlformats.org/drawingml/2006/main" noChangeAspect="1"/>
+            </wp:cNvGraphicFramePr>
+            <a:graphic xmlns:a="http://schemas.openxmlformats.org/drawingml/2006/main">
+              <a:graphicData uri="http://schemas.openxmlformats.org/drawingml/2006/picture">
+                <pic:pic xmlns:pic="http://schemas.openxmlformats.org/drawingml/2006/picture">
+                  <pic:nvPicPr>
+                    <pic:cNvPr id="4" name="Picture 4" descr="Screenshot (9)"/>
+                    <pic:cNvPicPr>
+                      <a:picLocks noChangeAspect="1"/>
+                    </pic:cNvPicPr>
+                  </pic:nvPicPr>
+                  <pic:blipFill>
+                    <a:blip r:embed="rId6"/>
+                    <a:stretch>
+                      <a:fillRect/>
+                    </a:stretch>
+                  </pic:blipFill>
+                  <pic:spPr>
+                    <a:xfrm>
+                      <a:off x="0" y="0"/>
+                      <a:ext cx="5269230" cy="2962910"/>
+                    </a:xfrm>
+                    <a:prstGeom prst="rect">
+                      <a:avLst/>
+                    </a:prstGeom>
+                  </pic:spPr>
+                </pic:pic>
+              </a:graphicData>
+            </a:graphic>
+          </wp:inline>
+        </w:drawing>
+      </w:r>
+      <w:bookmarkStart w:id="30" w:name="_GoBack"/>
+      <w:bookmarkEnd w:id="30"/>
+    </w:p>
+    <w:p>
+      <w:pPr>
+        <w:keepNext w:val="0"/>
+        <w:keepLines w:val="0"/>
+        <w:pageBreakBefore w:val="0"/>
+        <w:widowControl w:val="0"/>
+        <w:kinsoku/>
+        <w:wordWrap/>
+        <w:overflowPunct/>
+        <w:topLinePunct w:val="0"/>
+        <w:autoSpaceDE/>
+        <w:autoSpaceDN/>
+        <w:bidi w:val="0"/>
+        <w:adjustRightInd/>
+        <w:snapToGrid/>
+        <w:spacing w:line="400" w:lineRule="exact"/>
+        <w:textAlignment w:val="auto"/>
+        <w:rPr>
+          <w:rFonts w:hint="default" w:ascii="Times New Roman" w:hAnsi="Times New Roman" w:eastAsia="黑体" w:cs="Times New Roman"/>
+          <w:sz w:val="24"/>
+          <w:szCs w:val="24"/>
+        </w:rPr>
+      </w:pPr>
+    </w:p>
+    <w:p>
+      <w:pPr>
+        <w:keepNext w:val="0"/>
+        <w:keepLines w:val="0"/>
+        <w:pageBreakBefore w:val="0"/>
+        <w:widowControl w:val="0"/>
+        <w:kinsoku/>
+        <w:wordWrap/>
+        <w:overflowPunct/>
+        <w:topLinePunct w:val="0"/>
+        <w:autoSpaceDE/>
+        <w:autoSpaceDN/>
+        <w:bidi w:val="0"/>
+        <w:adjustRightInd/>
+        <w:snapToGrid/>
+        <w:spacing w:line="400" w:lineRule="exact"/>
         <w:textAlignment w:val="auto"/>
         <w:rPr>
           <w:rFonts w:hint="default" w:ascii="Times New Roman" w:hAnsi="Times New Roman" w:eastAsia="黑体" w:cs="Times New Roman"/>
@@ -7195,7 +7396,7 @@
     </w:p>
     <w:tbl>
       <w:tblPr>
-        <w:tblStyle w:val="10"/>
+        <w:tblStyle w:val="9"/>
         <w:tblW w:w="0" w:type="auto"/>
         <w:tblInd w:w="0" w:type="dxa"/>
         <w:tblBorders>
@@ -7208,7 +7409,9 @@
         </w:tblBorders>
         <w:tblLayout w:type="autofit"/>
         <w:tblCellMar>
+          <w:top w:w="0" w:type="dxa"/>
           <w:left w:w="108" w:type="dxa"/>
+          <w:bottom w:w="0" w:type="dxa"/>
           <w:right w:w="108" w:type="dxa"/>
         </w:tblCellMar>
       </w:tblPr>
@@ -7230,7 +7433,9 @@
             <w:insideV w:val="single" w:color="auto" w:sz="4" w:space="0"/>
           </w:tblBorders>
           <w:tblCellMar>
+            <w:top w:w="0" w:type="dxa"/>
             <w:left w:w="108" w:type="dxa"/>
+            <w:bottom w:w="0" w:type="dxa"/>
             <w:right w:w="108" w:type="dxa"/>
           </w:tblCellMar>
         </w:tblPrEx>
@@ -7540,7 +7745,9 @@
             <w:insideV w:val="single" w:color="auto" w:sz="4" w:space="0"/>
           </w:tblBorders>
           <w:tblCellMar>
+            <w:top w:w="0" w:type="dxa"/>
             <w:left w:w="108" w:type="dxa"/>
+            <w:bottom w:w="0" w:type="dxa"/>
             <w:right w:w="108" w:type="dxa"/>
           </w:tblCellMar>
         </w:tblPrEx>
@@ -7892,7 +8099,9 @@
             <w:insideV w:val="single" w:color="auto" w:sz="4" w:space="0"/>
           </w:tblBorders>
           <w:tblCellMar>
+            <w:top w:w="0" w:type="dxa"/>
             <w:left w:w="108" w:type="dxa"/>
+            <w:bottom w:w="0" w:type="dxa"/>
             <w:right w:w="108" w:type="dxa"/>
           </w:tblCellMar>
         </w:tblPrEx>
@@ -8244,7 +8453,9 @@
             <w:insideV w:val="single" w:color="auto" w:sz="4" w:space="0"/>
           </w:tblBorders>
           <w:tblCellMar>
+            <w:top w:w="0" w:type="dxa"/>
             <w:left w:w="108" w:type="dxa"/>
+            <w:bottom w:w="0" w:type="dxa"/>
             <w:right w:w="108" w:type="dxa"/>
           </w:tblCellMar>
         </w:tblPrEx>
@@ -8817,7 +9028,7 @@
       </w:r>
       <w:r>
         <w:rPr>
-          <w:rStyle w:val="12"/>
+          <w:rStyle w:val="8"/>
           <w:rFonts w:hint="default" w:ascii="Times New Roman" w:hAnsi="Times New Roman" w:eastAsia="黑体" w:cs="Times New Roman"/>
           <w:sz w:val="24"/>
           <w:szCs w:val="24"/>
@@ -8849,24 +9060,6 @@
         </w:rPr>
         <w:t xml:space="preserve"> This explicitly asks for the CPU-only version of PyTorch. This brought the size of the image under 500MB, greatly improving the build times and portability. Another optimization we did was use python:3.9-slim base image, which is a stripped-down version of Linux (Debian Bullseye) containing only the minimum number of packages required to run Python.</w:t>
       </w:r>
-    </w:p>
-    <w:p>
-      <w:pPr>
-        <w:pStyle w:val="3"/>
-        <w:bidi w:val="0"/>
-        <w:outlineLvl w:val="1"/>
-        <w:rPr>
-          <w:rFonts w:hint="default"/>
-        </w:rPr>
-      </w:pPr>
-      <w:bookmarkStart w:id="18" w:name="_Toc9246"/>
-      <w:r>
-        <w:rPr>
-          <w:rFonts w:hint="default"/>
-        </w:rPr>
-        <w:t>5.2 Integrating the Sentiment Model</w:t>
-      </w:r>
-      <w:bookmarkEnd w:id="18"/>
     </w:p>
     <w:p>
       <w:pPr>
@@ -8883,21 +9076,59 @@
         <w:bidi w:val="0"/>
         <w:adjustRightInd/>
         <w:snapToGrid/>
-        <w:spacing w:line="400" w:lineRule="exact"/>
+        <w:spacing w:line="240" w:lineRule="auto"/>
         <w:textAlignment w:val="auto"/>
         <w:rPr>
           <w:rFonts w:hint="default" w:ascii="Times New Roman" w:hAnsi="Times New Roman" w:eastAsia="黑体" w:cs="Times New Roman"/>
           <w:sz w:val="24"/>
           <w:szCs w:val="24"/>
-        </w:rPr>
-      </w:pPr>
-      <w:r>
-        <w:rPr>
-          <w:rFonts w:hint="default" w:ascii="Times New Roman" w:hAnsi="Times New Roman" w:eastAsia="黑体" w:cs="Times New Roman"/>
-          <w:sz w:val="24"/>
-          <w:szCs w:val="24"/>
-        </w:rPr>
-        <w:t>We utilized the distilbert-base-uncased-finetuned-sst-2-english model available on the Hugging Face Hub [15].</w:t>
+          <w:lang w:val="en-US"/>
+        </w:rPr>
+      </w:pPr>
+      <w:r>
+        <w:rPr>
+          <w:rFonts w:hint="default" w:ascii="Times New Roman" w:hAnsi="Times New Roman" w:eastAsia="黑体" w:cs="Times New Roman"/>
+          <w:sz w:val="24"/>
+          <w:szCs w:val="24"/>
+          <w:lang w:val="en-US"/>
+        </w:rPr>
+        <w:drawing>
+          <wp:inline distT="0" distB="0" distL="114300" distR="114300">
+            <wp:extent cx="5269230" cy="2962910"/>
+            <wp:effectExtent l="0" t="0" r="7620" b="8890"/>
+            <wp:docPr id="2" name="Picture 2" descr="Screenshot (7)"/>
+            <wp:cNvGraphicFramePr>
+              <a:graphicFrameLocks xmlns:a="http://schemas.openxmlformats.org/drawingml/2006/main" noChangeAspect="1"/>
+            </wp:cNvGraphicFramePr>
+            <a:graphic xmlns:a="http://schemas.openxmlformats.org/drawingml/2006/main">
+              <a:graphicData uri="http://schemas.openxmlformats.org/drawingml/2006/picture">
+                <pic:pic xmlns:pic="http://schemas.openxmlformats.org/drawingml/2006/picture">
+                  <pic:nvPicPr>
+                    <pic:cNvPr id="2" name="Picture 2" descr="Screenshot (7)"/>
+                    <pic:cNvPicPr>
+                      <a:picLocks noChangeAspect="1"/>
+                    </pic:cNvPicPr>
+                  </pic:nvPicPr>
+                  <pic:blipFill>
+                    <a:blip r:embed="rId7"/>
+                    <a:stretch>
+                      <a:fillRect/>
+                    </a:stretch>
+                  </pic:blipFill>
+                  <pic:spPr>
+                    <a:xfrm>
+                      <a:off x="0" y="0"/>
+                      <a:ext cx="5269230" cy="2962910"/>
+                    </a:xfrm>
+                    <a:prstGeom prst="rect">
+                      <a:avLst/>
+                    </a:prstGeom>
+                  </pic:spPr>
+                </pic:pic>
+              </a:graphicData>
+            </a:graphic>
+          </wp:inline>
+        </w:drawing>
       </w:r>
     </w:p>
     <w:p>
@@ -8921,16 +9152,9 @@
           <w:rFonts w:hint="default" w:ascii="Times New Roman" w:hAnsi="Times New Roman" w:eastAsia="黑体" w:cs="Times New Roman"/>
           <w:sz w:val="24"/>
           <w:szCs w:val="24"/>
-        </w:rPr>
-      </w:pPr>
-      <w:r>
-        <w:rPr>
-          <w:rFonts w:hint="default" w:ascii="Times New Roman" w:hAnsi="Times New Roman" w:eastAsia="黑体" w:cs="Times New Roman"/>
-          <w:sz w:val="24"/>
-          <w:szCs w:val="24"/>
-        </w:rPr>
-        <w:t>Uncased: The model converts all text to lower case before processing. That greatly reduces the vocabulary size the model needs to learn since "Apple" and "apple" become the same token.</w:t>
-      </w:r>
+          <w:lang w:val="en-US"/>
+        </w:rPr>
+      </w:pPr>
     </w:p>
     <w:p>
       <w:pPr>
@@ -8955,84 +9179,6 @@
           <w:szCs w:val="24"/>
         </w:rPr>
       </w:pPr>
-      <w:r>
-        <w:rPr>
-          <w:rFonts w:hint="default" w:ascii="Times New Roman" w:hAnsi="Times New Roman" w:eastAsia="黑体" w:cs="Times New Roman"/>
-          <w:sz w:val="24"/>
-          <w:szCs w:val="24"/>
-        </w:rPr>
-        <w:t xml:space="preserve">"SST-2": It was fine-tuned on the Stanford Sentiment Treebank dataset [7]. This dataset is superior to standard movie review datasets because it includes labels for phrases within sentences, allowing the model to learn compositional sentiment - how "not" flips the polarity of "good". 5.3 Persistence of Vector Databases ChromaDB runs as a separate service. The </w:t>
-      </w:r>
-      <w:r>
-        <w:rPr>
-          <w:rFonts w:hint="default" w:ascii="Times New Roman" w:hAnsi="Times New Roman" w:eastAsia="黑体" w:cs="Times New Roman"/>
-          <w:sz w:val="24"/>
-          <w:szCs w:val="24"/>
-          <w:lang w:eastAsia="zh-CN"/>
-        </w:rPr>
-        <w:t>back-end</w:t>
-      </w:r>
-      <w:r>
-        <w:rPr>
-          <w:rFonts w:hint="default" w:ascii="Times New Roman" w:hAnsi="Times New Roman" w:eastAsia="黑体" w:cs="Times New Roman"/>
-          <w:sz w:val="24"/>
-          <w:szCs w:val="24"/>
-        </w:rPr>
-        <w:t xml:space="preserve"> connects using the chromadb.HttpClient. Upon analyzing a sentiment, the system generates a UUID [21], and stores the result by using the collection.add() </w:t>
-      </w:r>
-      <w:r>
-        <w:rPr>
-          <w:rFonts w:hint="default" w:ascii="Times New Roman" w:hAnsi="Times New Roman" w:eastAsia="黑体" w:cs="Times New Roman"/>
-          <w:sz w:val="24"/>
-          <w:szCs w:val="24"/>
-          <w:lang w:eastAsia="zh-CN"/>
-        </w:rPr>
-        <w:t>method</w:t>
-      </w:r>
-      <w:r>
-        <w:rPr>
-          <w:rFonts w:hint="default" w:ascii="Times New Roman" w:hAnsi="Times New Roman" w:eastAsia="黑体" w:cs="Times New Roman"/>
-          <w:sz w:val="24"/>
-          <w:szCs w:val="24"/>
-        </w:rPr>
-        <w:t>. The logic follows a try-except block to handle the connection failure gracefully. So, if the Database container goes offline, the inference engine (Backend) will keep working without stopping, just skipping the logging step. Therefore, this solution applies the "Circuit Breaker" pattern common for distributed systems reliability engineering.</w:t>
-      </w:r>
-    </w:p>
-    <w:p>
-      <w:pPr>
-        <w:pStyle w:val="2"/>
-        <w:bidi w:val="0"/>
-        <w:outlineLvl w:val="0"/>
-        <w:rPr>
-          <w:rFonts w:hint="default"/>
-        </w:rPr>
-      </w:pPr>
-      <w:bookmarkStart w:id="19" w:name="_Toc18920"/>
-      <w:r>
-        <w:rPr>
-          <w:rFonts w:hint="default"/>
-        </w:rPr>
-        <w:t>6. Results and Evaluation</w:t>
-      </w:r>
-      <w:bookmarkEnd w:id="19"/>
-    </w:p>
-    <w:p>
-      <w:pPr>
-        <w:pStyle w:val="3"/>
-        <w:bidi w:val="0"/>
-        <w:outlineLvl w:val="1"/>
-        <w:rPr>
-          <w:rFonts w:hint="default"/>
-        </w:rPr>
-      </w:pPr>
-      <w:bookmarkStart w:id="20" w:name="_Toc8412"/>
-      <w:r>
-        <w:rPr>
-          <w:rFonts w:hint="default"/>
-        </w:rPr>
-        <w:t>6.1 Performance Metrics</w:t>
-      </w:r>
-      <w:bookmarkEnd w:id="20"/>
     </w:p>
     <w:p>
       <w:pPr>
@@ -9057,14 +9203,6 @@
           <w:szCs w:val="24"/>
         </w:rPr>
       </w:pPr>
-      <w:r>
-        <w:rPr>
-          <w:rFonts w:hint="default" w:ascii="Times New Roman" w:hAnsi="Times New Roman" w:eastAsia="黑体" w:cs="Times New Roman"/>
-          <w:sz w:val="24"/>
-          <w:szCs w:val="24"/>
-        </w:rPr>
-        <w:t>While we did not retrain the model, the pre-trained weights from Hugging Face have established benchmarks on the SST-2 development set [7].</w:t>
-      </w:r>
     </w:p>
     <w:p>
       <w:pPr>
@@ -9113,6 +9251,462 @@
           <w:szCs w:val="24"/>
         </w:rPr>
       </w:pPr>
+    </w:p>
+    <w:p>
+      <w:pPr>
+        <w:keepNext w:val="0"/>
+        <w:keepLines w:val="0"/>
+        <w:pageBreakBefore w:val="0"/>
+        <w:widowControl w:val="0"/>
+        <w:kinsoku/>
+        <w:wordWrap/>
+        <w:overflowPunct/>
+        <w:topLinePunct w:val="0"/>
+        <w:autoSpaceDE/>
+        <w:autoSpaceDN/>
+        <w:bidi w:val="0"/>
+        <w:adjustRightInd/>
+        <w:snapToGrid/>
+        <w:spacing w:line="400" w:lineRule="exact"/>
+        <w:textAlignment w:val="auto"/>
+        <w:rPr>
+          <w:rFonts w:hint="default" w:ascii="Times New Roman" w:hAnsi="Times New Roman" w:eastAsia="黑体" w:cs="Times New Roman"/>
+          <w:sz w:val="24"/>
+          <w:szCs w:val="24"/>
+        </w:rPr>
+      </w:pPr>
+    </w:p>
+    <w:p>
+      <w:pPr>
+        <w:keepNext w:val="0"/>
+        <w:keepLines w:val="0"/>
+        <w:pageBreakBefore w:val="0"/>
+        <w:widowControl w:val="0"/>
+        <w:kinsoku/>
+        <w:wordWrap/>
+        <w:overflowPunct/>
+        <w:topLinePunct w:val="0"/>
+        <w:autoSpaceDE/>
+        <w:autoSpaceDN/>
+        <w:bidi w:val="0"/>
+        <w:adjustRightInd/>
+        <w:snapToGrid/>
+        <w:spacing w:line="400" w:lineRule="exact"/>
+        <w:textAlignment w:val="auto"/>
+        <w:rPr>
+          <w:rFonts w:hint="default" w:ascii="Times New Roman" w:hAnsi="Times New Roman" w:eastAsia="黑体" w:cs="Times New Roman"/>
+          <w:sz w:val="24"/>
+          <w:szCs w:val="24"/>
+        </w:rPr>
+      </w:pPr>
+    </w:p>
+    <w:p>
+      <w:pPr>
+        <w:keepNext w:val="0"/>
+        <w:keepLines w:val="0"/>
+        <w:pageBreakBefore w:val="0"/>
+        <w:widowControl w:val="0"/>
+        <w:kinsoku/>
+        <w:wordWrap/>
+        <w:overflowPunct/>
+        <w:topLinePunct w:val="0"/>
+        <w:autoSpaceDE/>
+        <w:autoSpaceDN/>
+        <w:bidi w:val="0"/>
+        <w:adjustRightInd/>
+        <w:snapToGrid/>
+        <w:spacing w:line="400" w:lineRule="exact"/>
+        <w:textAlignment w:val="auto"/>
+        <w:rPr>
+          <w:rFonts w:hint="default" w:ascii="Times New Roman" w:hAnsi="Times New Roman" w:eastAsia="黑体" w:cs="Times New Roman"/>
+          <w:sz w:val="24"/>
+          <w:szCs w:val="24"/>
+        </w:rPr>
+      </w:pPr>
+    </w:p>
+    <w:p>
+      <w:pPr>
+        <w:keepNext w:val="0"/>
+        <w:keepLines w:val="0"/>
+        <w:pageBreakBefore w:val="0"/>
+        <w:widowControl w:val="0"/>
+        <w:kinsoku/>
+        <w:wordWrap/>
+        <w:overflowPunct/>
+        <w:topLinePunct w:val="0"/>
+        <w:autoSpaceDE/>
+        <w:autoSpaceDN/>
+        <w:bidi w:val="0"/>
+        <w:adjustRightInd/>
+        <w:snapToGrid/>
+        <w:spacing w:line="400" w:lineRule="exact"/>
+        <w:textAlignment w:val="auto"/>
+        <w:rPr>
+          <w:rFonts w:hint="default" w:ascii="Times New Roman" w:hAnsi="Times New Roman" w:eastAsia="黑体" w:cs="Times New Roman"/>
+          <w:sz w:val="24"/>
+          <w:szCs w:val="24"/>
+        </w:rPr>
+      </w:pPr>
+    </w:p>
+    <w:p>
+      <w:pPr>
+        <w:keepNext w:val="0"/>
+        <w:keepLines w:val="0"/>
+        <w:pageBreakBefore w:val="0"/>
+        <w:widowControl w:val="0"/>
+        <w:kinsoku/>
+        <w:wordWrap/>
+        <w:overflowPunct/>
+        <w:topLinePunct w:val="0"/>
+        <w:autoSpaceDE/>
+        <w:autoSpaceDN/>
+        <w:bidi w:val="0"/>
+        <w:adjustRightInd/>
+        <w:snapToGrid/>
+        <w:spacing w:line="400" w:lineRule="exact"/>
+        <w:textAlignment w:val="auto"/>
+        <w:rPr>
+          <w:rFonts w:hint="default" w:ascii="Times New Roman" w:hAnsi="Times New Roman" w:eastAsia="黑体" w:cs="Times New Roman"/>
+          <w:sz w:val="24"/>
+          <w:szCs w:val="24"/>
+        </w:rPr>
+      </w:pPr>
+    </w:p>
+    <w:p>
+      <w:pPr>
+        <w:keepNext w:val="0"/>
+        <w:keepLines w:val="0"/>
+        <w:pageBreakBefore w:val="0"/>
+        <w:widowControl w:val="0"/>
+        <w:kinsoku/>
+        <w:wordWrap/>
+        <w:overflowPunct/>
+        <w:topLinePunct w:val="0"/>
+        <w:autoSpaceDE/>
+        <w:autoSpaceDN/>
+        <w:bidi w:val="0"/>
+        <w:adjustRightInd/>
+        <w:snapToGrid/>
+        <w:spacing w:line="400" w:lineRule="exact"/>
+        <w:textAlignment w:val="auto"/>
+        <w:rPr>
+          <w:rFonts w:hint="default" w:ascii="Times New Roman" w:hAnsi="Times New Roman" w:eastAsia="黑体" w:cs="Times New Roman"/>
+          <w:sz w:val="24"/>
+          <w:szCs w:val="24"/>
+        </w:rPr>
+      </w:pPr>
+    </w:p>
+    <w:p>
+      <w:pPr>
+        <w:keepNext w:val="0"/>
+        <w:keepLines w:val="0"/>
+        <w:pageBreakBefore w:val="0"/>
+        <w:widowControl w:val="0"/>
+        <w:kinsoku/>
+        <w:wordWrap/>
+        <w:overflowPunct/>
+        <w:topLinePunct w:val="0"/>
+        <w:autoSpaceDE/>
+        <w:autoSpaceDN/>
+        <w:bidi w:val="0"/>
+        <w:adjustRightInd/>
+        <w:snapToGrid/>
+        <w:spacing w:line="400" w:lineRule="exact"/>
+        <w:textAlignment w:val="auto"/>
+        <w:rPr>
+          <w:rFonts w:hint="default" w:ascii="Times New Roman" w:hAnsi="Times New Roman" w:eastAsia="黑体" w:cs="Times New Roman"/>
+          <w:sz w:val="24"/>
+          <w:szCs w:val="24"/>
+        </w:rPr>
+      </w:pPr>
+    </w:p>
+    <w:p>
+      <w:pPr>
+        <w:keepNext w:val="0"/>
+        <w:keepLines w:val="0"/>
+        <w:pageBreakBefore w:val="0"/>
+        <w:widowControl w:val="0"/>
+        <w:kinsoku/>
+        <w:wordWrap/>
+        <w:overflowPunct/>
+        <w:topLinePunct w:val="0"/>
+        <w:autoSpaceDE/>
+        <w:autoSpaceDN/>
+        <w:bidi w:val="0"/>
+        <w:adjustRightInd/>
+        <w:snapToGrid/>
+        <w:spacing w:line="400" w:lineRule="exact"/>
+        <w:textAlignment w:val="auto"/>
+        <w:rPr>
+          <w:rFonts w:hint="default" w:ascii="Times New Roman" w:hAnsi="Times New Roman" w:eastAsia="黑体" w:cs="Times New Roman"/>
+          <w:sz w:val="24"/>
+          <w:szCs w:val="24"/>
+        </w:rPr>
+      </w:pPr>
+    </w:p>
+    <w:p>
+      <w:pPr>
+        <w:pStyle w:val="3"/>
+        <w:bidi w:val="0"/>
+        <w:outlineLvl w:val="1"/>
+        <w:rPr>
+          <w:rFonts w:hint="default"/>
+        </w:rPr>
+      </w:pPr>
+      <w:bookmarkStart w:id="18" w:name="_Toc9246"/>
+      <w:r>
+        <w:rPr>
+          <w:rFonts w:hint="default"/>
+        </w:rPr>
+        <w:t>5.2 Integrating the Sentiment Model</w:t>
+      </w:r>
+      <w:bookmarkEnd w:id="18"/>
+    </w:p>
+    <w:p>
+      <w:pPr>
+        <w:keepNext w:val="0"/>
+        <w:keepLines w:val="0"/>
+        <w:pageBreakBefore w:val="0"/>
+        <w:widowControl w:val="0"/>
+        <w:kinsoku/>
+        <w:wordWrap/>
+        <w:overflowPunct/>
+        <w:topLinePunct w:val="0"/>
+        <w:autoSpaceDE/>
+        <w:autoSpaceDN/>
+        <w:bidi w:val="0"/>
+        <w:adjustRightInd/>
+        <w:snapToGrid/>
+        <w:spacing w:line="400" w:lineRule="exact"/>
+        <w:textAlignment w:val="auto"/>
+        <w:rPr>
+          <w:rFonts w:hint="default" w:ascii="Times New Roman" w:hAnsi="Times New Roman" w:eastAsia="黑体" w:cs="Times New Roman"/>
+          <w:sz w:val="24"/>
+          <w:szCs w:val="24"/>
+        </w:rPr>
+      </w:pPr>
+      <w:r>
+        <w:rPr>
+          <w:rFonts w:hint="default" w:ascii="Times New Roman" w:hAnsi="Times New Roman" w:eastAsia="黑体" w:cs="Times New Roman"/>
+          <w:sz w:val="24"/>
+          <w:szCs w:val="24"/>
+        </w:rPr>
+        <w:t>We utilized the distilbert-base-uncased-finetuned-sst-2-english model available on the Hugging Face Hub [15].</w:t>
+      </w:r>
+    </w:p>
+    <w:p>
+      <w:pPr>
+        <w:keepNext w:val="0"/>
+        <w:keepLines w:val="0"/>
+        <w:pageBreakBefore w:val="0"/>
+        <w:widowControl w:val="0"/>
+        <w:kinsoku/>
+        <w:wordWrap/>
+        <w:overflowPunct/>
+        <w:topLinePunct w:val="0"/>
+        <w:autoSpaceDE/>
+        <w:autoSpaceDN/>
+        <w:bidi w:val="0"/>
+        <w:adjustRightInd/>
+        <w:snapToGrid/>
+        <w:spacing w:line="400" w:lineRule="exact"/>
+        <w:textAlignment w:val="auto"/>
+        <w:rPr>
+          <w:rFonts w:hint="default" w:ascii="Times New Roman" w:hAnsi="Times New Roman" w:eastAsia="黑体" w:cs="Times New Roman"/>
+          <w:sz w:val="24"/>
+          <w:szCs w:val="24"/>
+        </w:rPr>
+      </w:pPr>
+      <w:r>
+        <w:rPr>
+          <w:rFonts w:hint="default" w:ascii="Times New Roman" w:hAnsi="Times New Roman" w:eastAsia="黑体" w:cs="Times New Roman"/>
+          <w:sz w:val="24"/>
+          <w:szCs w:val="24"/>
+        </w:rPr>
+        <w:t>Uncased: The model converts all text to lower case before processing. That greatly reduces the vocabulary size the model needs to learn since "Apple" and "apple" become the same token.</w:t>
+      </w:r>
+    </w:p>
+    <w:p>
+      <w:pPr>
+        <w:keepNext w:val="0"/>
+        <w:keepLines w:val="0"/>
+        <w:pageBreakBefore w:val="0"/>
+        <w:widowControl w:val="0"/>
+        <w:kinsoku/>
+        <w:wordWrap/>
+        <w:overflowPunct/>
+        <w:topLinePunct w:val="0"/>
+        <w:autoSpaceDE/>
+        <w:autoSpaceDN/>
+        <w:bidi w:val="0"/>
+        <w:adjustRightInd/>
+        <w:snapToGrid/>
+        <w:spacing w:line="400" w:lineRule="exact"/>
+        <w:textAlignment w:val="auto"/>
+        <w:rPr>
+          <w:rFonts w:hint="default" w:ascii="Times New Roman" w:hAnsi="Times New Roman" w:eastAsia="黑体" w:cs="Times New Roman"/>
+          <w:sz w:val="24"/>
+          <w:szCs w:val="24"/>
+        </w:rPr>
+      </w:pPr>
+      <w:r>
+        <w:rPr>
+          <w:rFonts w:hint="default" w:ascii="Times New Roman" w:hAnsi="Times New Roman" w:eastAsia="黑体" w:cs="Times New Roman"/>
+          <w:sz w:val="24"/>
+          <w:szCs w:val="24"/>
+        </w:rPr>
+        <w:t xml:space="preserve">"SST-2": It was fine-tuned on the Stanford Sentiment Treebank dataset [7]. This dataset is superior to standard movie review datasets because it includes labels for phrases within sentences, allowing the model to learn compositional sentiment - how "not" flips the polarity of "good". 5.3 Persistence of Vector Databases ChromaDB runs as a separate service. The </w:t>
+      </w:r>
+      <w:r>
+        <w:rPr>
+          <w:rFonts w:hint="default" w:ascii="Times New Roman" w:hAnsi="Times New Roman" w:eastAsia="黑体" w:cs="Times New Roman"/>
+          <w:sz w:val="24"/>
+          <w:szCs w:val="24"/>
+          <w:lang w:eastAsia="zh-CN"/>
+        </w:rPr>
+        <w:t>back-end</w:t>
+      </w:r>
+      <w:r>
+        <w:rPr>
+          <w:rFonts w:hint="default" w:ascii="Times New Roman" w:hAnsi="Times New Roman" w:eastAsia="黑体" w:cs="Times New Roman"/>
+          <w:sz w:val="24"/>
+          <w:szCs w:val="24"/>
+        </w:rPr>
+        <w:t xml:space="preserve"> connects using the chromadb.HttpClient. Upon analyzing a sentiment, the system generates a UUID [21], and stores the result by using the collection.add() </w:t>
+      </w:r>
+      <w:r>
+        <w:rPr>
+          <w:rFonts w:hint="default" w:ascii="Times New Roman" w:hAnsi="Times New Roman" w:eastAsia="黑体" w:cs="Times New Roman"/>
+          <w:sz w:val="24"/>
+          <w:szCs w:val="24"/>
+          <w:lang w:eastAsia="zh-CN"/>
+        </w:rPr>
+        <w:t>method</w:t>
+      </w:r>
+      <w:r>
+        <w:rPr>
+          <w:rFonts w:hint="default" w:ascii="Times New Roman" w:hAnsi="Times New Roman" w:eastAsia="黑体" w:cs="Times New Roman"/>
+          <w:sz w:val="24"/>
+          <w:szCs w:val="24"/>
+        </w:rPr>
+        <w:t>. The logic follows a try-except block to handle the connection failure gracefully. So, if the Database container goes offline, the inference engine (Backend) will keep working without stopping, just skipping the logging step. Therefore, this solution applies the "Circuit Breaker" pattern common for distributed systems reliability engineering.</w:t>
+      </w:r>
+    </w:p>
+    <w:p>
+      <w:pPr>
+        <w:pStyle w:val="2"/>
+        <w:bidi w:val="0"/>
+        <w:outlineLvl w:val="0"/>
+        <w:rPr>
+          <w:rFonts w:hint="default"/>
+        </w:rPr>
+      </w:pPr>
+      <w:bookmarkStart w:id="19" w:name="_Toc18920"/>
+      <w:r>
+        <w:rPr>
+          <w:rFonts w:hint="default"/>
+        </w:rPr>
+        <w:t>6. Results and Evaluation</w:t>
+      </w:r>
+      <w:bookmarkEnd w:id="19"/>
+    </w:p>
+    <w:p>
+      <w:pPr>
+        <w:pStyle w:val="3"/>
+        <w:bidi w:val="0"/>
+        <w:outlineLvl w:val="1"/>
+        <w:rPr>
+          <w:rFonts w:hint="default"/>
+        </w:rPr>
+      </w:pPr>
+      <w:bookmarkStart w:id="20" w:name="_Toc8412"/>
+      <w:r>
+        <w:rPr>
+          <w:rFonts w:hint="default"/>
+        </w:rPr>
+        <w:t>6.1 Performance Metrics</w:t>
+      </w:r>
+      <w:bookmarkEnd w:id="20"/>
+    </w:p>
+    <w:p>
+      <w:pPr>
+        <w:keepNext w:val="0"/>
+        <w:keepLines w:val="0"/>
+        <w:pageBreakBefore w:val="0"/>
+        <w:widowControl w:val="0"/>
+        <w:kinsoku/>
+        <w:wordWrap/>
+        <w:overflowPunct/>
+        <w:topLinePunct w:val="0"/>
+        <w:autoSpaceDE/>
+        <w:autoSpaceDN/>
+        <w:bidi w:val="0"/>
+        <w:adjustRightInd/>
+        <w:snapToGrid/>
+        <w:spacing w:line="400" w:lineRule="exact"/>
+        <w:textAlignment w:val="auto"/>
+        <w:rPr>
+          <w:rFonts w:hint="default" w:ascii="Times New Roman" w:hAnsi="Times New Roman" w:eastAsia="黑体" w:cs="Times New Roman"/>
+          <w:sz w:val="24"/>
+          <w:szCs w:val="24"/>
+        </w:rPr>
+      </w:pPr>
+      <w:r>
+        <w:rPr>
+          <w:rFonts w:hint="default" w:ascii="Times New Roman" w:hAnsi="Times New Roman" w:eastAsia="黑体" w:cs="Times New Roman"/>
+          <w:sz w:val="24"/>
+          <w:szCs w:val="24"/>
+        </w:rPr>
+        <w:t>While we did not retrain the model, the pre-trained weights from Hugging Face have established benchmarks on the SST-2 development set [7].</w:t>
+      </w:r>
+    </w:p>
+    <w:p>
+      <w:pPr>
+        <w:keepNext w:val="0"/>
+        <w:keepLines w:val="0"/>
+        <w:pageBreakBefore w:val="0"/>
+        <w:widowControl w:val="0"/>
+        <w:kinsoku/>
+        <w:wordWrap/>
+        <w:overflowPunct/>
+        <w:topLinePunct w:val="0"/>
+        <w:autoSpaceDE/>
+        <w:autoSpaceDN/>
+        <w:bidi w:val="0"/>
+        <w:adjustRightInd/>
+        <w:snapToGrid/>
+        <w:spacing w:line="400" w:lineRule="exact"/>
+        <w:textAlignment w:val="auto"/>
+        <w:rPr>
+          <w:rFonts w:hint="default" w:ascii="Times New Roman" w:hAnsi="Times New Roman" w:eastAsia="黑体" w:cs="Times New Roman"/>
+          <w:sz w:val="24"/>
+          <w:szCs w:val="24"/>
+        </w:rPr>
+      </w:pPr>
+    </w:p>
+    <w:p>
+      <w:pPr>
+        <w:keepNext w:val="0"/>
+        <w:keepLines w:val="0"/>
+        <w:pageBreakBefore w:val="0"/>
+        <w:widowControl w:val="0"/>
+        <w:kinsoku/>
+        <w:wordWrap/>
+        <w:overflowPunct/>
+        <w:topLinePunct w:val="0"/>
+        <w:autoSpaceDE/>
+        <w:autoSpaceDN/>
+        <w:bidi w:val="0"/>
+        <w:adjustRightInd/>
+        <w:snapToGrid/>
+        <w:spacing w:line="400" w:lineRule="exact"/>
+        <w:textAlignment w:val="auto"/>
+        <w:rPr>
+          <w:rFonts w:hint="default" w:ascii="Times New Roman" w:hAnsi="Times New Roman" w:eastAsia="黑体" w:cs="Times New Roman"/>
+          <w:sz w:val="24"/>
+          <w:szCs w:val="24"/>
+        </w:rPr>
+      </w:pPr>
       <w:r>
         <w:rPr>
           <w:rFonts w:hint="default" w:ascii="Times New Roman" w:hAnsi="Times New Roman" w:eastAsia="黑体" w:cs="Times New Roman"/>
@@ -9124,7 +9718,7 @@
     </w:p>
     <w:tbl>
       <w:tblPr>
-        <w:tblStyle w:val="10"/>
+        <w:tblStyle w:val="9"/>
         <w:tblW w:w="0" w:type="auto"/>
         <w:tblInd w:w="0" w:type="dxa"/>
         <w:tblBorders>
@@ -9137,7 +9731,9 @@
         </w:tblBorders>
         <w:tblLayout w:type="fixed"/>
         <w:tblCellMar>
+          <w:top w:w="0" w:type="dxa"/>
           <w:left w:w="108" w:type="dxa"/>
+          <w:bottom w:w="0" w:type="dxa"/>
           <w:right w:w="108" w:type="dxa"/>
         </w:tblCellMar>
       </w:tblPr>
@@ -9157,7 +9753,9 @@
             <w:insideV w:val="single" w:color="auto" w:sz="4" w:space="0"/>
           </w:tblBorders>
           <w:tblCellMar>
+            <w:top w:w="0" w:type="dxa"/>
             <w:left w:w="108" w:type="dxa"/>
+            <w:bottom w:w="0" w:type="dxa"/>
             <w:right w:w="108" w:type="dxa"/>
           </w:tblCellMar>
         </w:tblPrEx>
@@ -9333,7 +9931,9 @@
             <w:insideV w:val="single" w:color="auto" w:sz="4" w:space="0"/>
           </w:tblBorders>
           <w:tblCellMar>
+            <w:top w:w="0" w:type="dxa"/>
             <w:left w:w="108" w:type="dxa"/>
+            <w:bottom w:w="0" w:type="dxa"/>
             <w:right w:w="108" w:type="dxa"/>
           </w:tblCellMar>
         </w:tblPrEx>
@@ -9502,7 +10102,9 @@
             <w:insideV w:val="single" w:color="auto" w:sz="4" w:space="0"/>
           </w:tblBorders>
           <w:tblCellMar>
+            <w:top w:w="0" w:type="dxa"/>
             <w:left w:w="108" w:type="dxa"/>
+            <w:bottom w:w="0" w:type="dxa"/>
             <w:right w:w="108" w:type="dxa"/>
           </w:tblCellMar>
         </w:tblPrEx>
@@ -9671,7 +10273,9 @@
             <w:insideV w:val="single" w:color="auto" w:sz="4" w:space="0"/>
           </w:tblBorders>
           <w:tblCellMar>
+            <w:top w:w="0" w:type="dxa"/>
             <w:left w:w="108" w:type="dxa"/>
+            <w:bottom w:w="0" w:type="dxa"/>
             <w:right w:w="108" w:type="dxa"/>
           </w:tblCellMar>
         </w:tblPrEx>
@@ -9851,7 +10455,9 @@
             <w:insideV w:val="single" w:color="auto" w:sz="4" w:space="0"/>
           </w:tblBorders>
           <w:tblCellMar>
+            <w:top w:w="0" w:type="dxa"/>
             <w:left w:w="108" w:type="dxa"/>
+            <w:bottom w:w="0" w:type="dxa"/>
             <w:right w:w="108" w:type="dxa"/>
           </w:tblCellMar>
         </w:tblPrEx>
@@ -10020,7 +10626,9 @@
             <w:insideV w:val="single" w:color="auto" w:sz="4" w:space="0"/>
           </w:tblBorders>
           <w:tblCellMar>
+            <w:top w:w="0" w:type="dxa"/>
             <w:left w:w="108" w:type="dxa"/>
+            <w:bottom w:w="0" w:type="dxa"/>
             <w:right w:w="108" w:type="dxa"/>
           </w:tblCellMar>
         </w:tblPrEx>
@@ -11816,7 +12424,7 @@
 <w:ftr xmlns:wpc="http://schemas.microsoft.com/office/word/2010/wordprocessingCanvas" xmlns:mc="http://schemas.openxmlformats.org/markup-compatibility/2006" xmlns:o="urn:schemas-microsoft-com:office:office" xmlns:r="http://schemas.openxmlformats.org/officeDocument/2006/relationships" xmlns:m="http://schemas.openxmlformats.org/officeDocument/2006/math" xmlns:v="urn:schemas-microsoft-com:vml" xmlns:wp14="http://schemas.microsoft.com/office/word/2010/wordprocessingDrawing" xmlns:wp="http://schemas.openxmlformats.org/drawingml/2006/wordprocessingDrawing" xmlns:w10="urn:schemas-microsoft-com:office:word" xmlns:w="http://schemas.openxmlformats.org/wordprocessingml/2006/main" xmlns:w14="http://schemas.microsoft.com/office/word/2010/wordml" xmlns:w15="http://schemas.microsoft.com/office/word/2012/wordml" xmlns:wpg="http://schemas.microsoft.com/office/word/2010/wordprocessingGroup" xmlns:wpi="http://schemas.microsoft.com/office/word/2010/wordprocessingInk" xmlns:wne="http://schemas.microsoft.com/office/word/2006/wordml" xmlns:wps="http://schemas.microsoft.com/office/word/2010/wordprocessingShape" xmlns:wpsCustomData="http://www.wps.cn/officeDocument/2013/wpsCustomData" mc:Ignorable="w14 w15 wp14">
   <w:p>
     <w:pPr>
-      <w:pStyle w:val="5"/>
+      <w:pStyle w:val="6"/>
     </w:pPr>
     <w:r>
       <w:rPr>
@@ -11854,22 +12462,6 @@
                       <a:ln w="6350">
                         <a:noFill/>
                       </a:ln>
-                      <a:extLst>
-                        <a:ext uri="{909E8E84-426E-40DD-AFC4-6F175D3DCCD1}">
-                          <a14:hiddenFill xmlns:a14="http://schemas.microsoft.com/office/drawing/2010/main">
-                            <a:solidFill>
-                              <a:schemeClr val="lt1"/>
-                            </a:solidFill>
-                          </a14:hiddenFill>
-                        </a:ext>
-                        <a:ext uri="{91240B29-F687-4F45-9708-019B960494DF}">
-                          <a14:hiddenLine xmlns:a14="http://schemas.microsoft.com/office/drawing/2010/main" w="6350">
-                            <a:solidFill>
-                              <a:prstClr val="black"/>
-                            </a:solidFill>
-                          </a14:hiddenLine>
-                        </a:ext>
-                      </a:extLst>
                     </wps:spPr>
                     <wps:style>
                       <a:lnRef idx="0">
@@ -11889,7 +12481,7 @@
                       <w:txbxContent>
                         <w:p>
                           <w:pPr>
-                            <w:pStyle w:val="5"/>
+                            <w:pStyle w:val="6"/>
                           </w:pPr>
                           <w:r>
                             <w:fldChar w:fldCharType="begin"/>
@@ -11920,7 +12512,7 @@
         </mc:Choice>
         <mc:Fallback>
           <w:pict>
-            <v:shape id="_x0000_s1026" o:spid="_x0000_s1026" o:spt="202" type="#_x0000_t202" style="position:absolute;left:0pt;margin-top:0pt;height:144pt;width:144pt;mso-position-horizontal:right;mso-position-horizontal-relative:margin;mso-wrap-style:none;z-index:251659264;mso-width-relative:page;mso-height-relative:page;" filled="f" stroked="f" coordsize="21600,21600" o:gfxdata="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">
+            <v:shape id="文本框 1" o:spid="_x0000_s1026" o:spt="202" type="#_x0000_t202" style="position:absolute;left:0pt;margin-top:0pt;height:144pt;width:144pt;mso-position-horizontal:right;mso-position-horizontal-relative:margin;mso-wrap-style:none;z-index:251659264;mso-width-relative:page;mso-height-relative:page;" filled="f" stroked="f" coordsize="21600,21600" o:gfxdata="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">
               <v:fill on="f" focussize="0,0"/>
               <v:stroke on="f" weight="0.5pt"/>
               <v:imagedata o:title=""/>
@@ -11929,7 +12521,7 @@
                 <w:txbxContent>
                   <w:p>
                     <w:pPr>
-                      <w:pStyle w:val="5"/>
+                      <w:pStyle w:val="6"/>
                     </w:pPr>
                     <w:r>
                       <w:fldChar w:fldCharType="begin"/>
@@ -12296,13 +12888,13 @@
       <w:sz w:val="28"/>
     </w:rPr>
   </w:style>
-  <w:style w:type="character" w:default="1" w:styleId="11">
+  <w:style w:type="character" w:default="1" w:styleId="4">
     <w:name w:val="Default Paragraph Font"/>
     <w:semiHidden/>
     <w:qFormat/>
     <w:uiPriority w:val="0"/>
   </w:style>
-  <w:style w:type="table" w:default="1" w:styleId="9">
+  <w:style w:type="table" w:default="1" w:styleId="5">
     <w:name w:val="Normal Table"/>
     <w:semiHidden/>
     <w:qFormat/>
@@ -12316,16 +12908,7 @@
       </w:tblCellMar>
     </w:tblPr>
   </w:style>
-  <w:style w:type="paragraph" w:styleId="4">
-    <w:name w:val="toc 3"/>
-    <w:basedOn w:val="1"/>
-    <w:next w:val="1"/>
-    <w:uiPriority w:val="0"/>
-    <w:pPr>
-      <w:ind w:left="840" w:leftChars="400"/>
-    </w:pPr>
-  </w:style>
-  <w:style w:type="paragraph" w:styleId="5">
+  <w:style w:type="paragraph" w:styleId="6">
     <w:name w:val="footer"/>
     <w:basedOn w:val="1"/>
     <w:uiPriority w:val="0"/>
@@ -12341,7 +12924,7 @@
       <w:sz w:val="18"/>
     </w:rPr>
   </w:style>
-  <w:style w:type="paragraph" w:styleId="6">
+  <w:style w:type="paragraph" w:styleId="7">
     <w:name w:val="header"/>
     <w:basedOn w:val="1"/>
     <w:uiPriority w:val="0"/>
@@ -12365,24 +12948,18 @@
       <w:sz w:val="18"/>
     </w:rPr>
   </w:style>
-  <w:style w:type="paragraph" w:styleId="7">
-    <w:name w:val="toc 1"/>
-    <w:basedOn w:val="1"/>
-    <w:next w:val="1"/>
+  <w:style w:type="character" w:styleId="8">
+    <w:name w:val="Hyperlink"/>
+    <w:basedOn w:val="4"/>
     <w:uiPriority w:val="0"/>
+    <w:rPr>
+      <w:color w:val="0000FF"/>
+      <w:u w:val="single"/>
+    </w:rPr>
   </w:style>
-  <w:style w:type="paragraph" w:styleId="8">
-    <w:name w:val="toc 2"/>
-    <w:basedOn w:val="1"/>
-    <w:next w:val="1"/>
-    <w:uiPriority w:val="0"/>
-    <w:pPr>
-      <w:ind w:left="420" w:leftChars="200"/>
-    </w:pPr>
-  </w:style>
-  <w:style w:type="table" w:styleId="10">
+  <w:style w:type="table" w:styleId="9">
     <w:name w:val="Table Grid"/>
-    <w:basedOn w:val="9"/>
+    <w:basedOn w:val="5"/>
     <w:uiPriority w:val="0"/>
     <w:pPr>
       <w:widowControl w:val="0"/>
@@ -12399,14 +12976,29 @@
       </w:tblBorders>
     </w:tblPr>
   </w:style>
-  <w:style w:type="character" w:styleId="12">
-    <w:name w:val="Hyperlink"/>
-    <w:basedOn w:val="11"/>
+  <w:style w:type="paragraph" w:styleId="10">
+    <w:name w:val="toc 1"/>
+    <w:basedOn w:val="1"/>
+    <w:next w:val="1"/>
     <w:uiPriority w:val="0"/>
-    <w:rPr>
-      <w:color w:val="0000FF"/>
-      <w:u w:val="single"/>
-    </w:rPr>
+  </w:style>
+  <w:style w:type="paragraph" w:styleId="11">
+    <w:name w:val="toc 2"/>
+    <w:basedOn w:val="1"/>
+    <w:next w:val="1"/>
+    <w:uiPriority w:val="0"/>
+    <w:pPr>
+      <w:ind w:left="420" w:leftChars="200"/>
+    </w:pPr>
+  </w:style>
+  <w:style w:type="paragraph" w:styleId="12">
+    <w:name w:val="toc 3"/>
+    <w:basedOn w:val="1"/>
+    <w:next w:val="1"/>
+    <w:uiPriority w:val="0"/>
+    <w:pPr>
+      <w:ind w:left="840" w:leftChars="400"/>
+    </w:pPr>
   </w:style>
 </w:styles>
 </file>
